--- a/01 - Escuela Pass/docs/tdg/word/anexos/08_Documentacion_API_Escuela_Pass.docx
+++ b/01 - Escuela Pass/docs/tdg/word/anexos/08_Documentacion_API_Escuela_Pass.docx
@@ -1402,6 +1402,1986 @@
     <w:p>
       <w:r>
         <w:t xml:space="preserve">[Imagen: Swagger Escuela Pass con módulos principales].</w:t>
+      </w:r>
+    </w:p>
+    <w:p>
+      <w:r>
+        <w:br w:type="page"/>
+      </w:r>
+    </w:p>
+    <w:p>
+      <w:pPr>
+        <w:pStyle w:val="Heading1"/>
+      </w:pPr>
+      <w:r>
+        <w:t>Ampliación documental automatizada (inventario repositorio y producción)</w:t>
+      </w:r>
+    </w:p>
+    <w:p>
+      <w:r>
+        <w:t>Catálogo de rutas HTTP inferidas desde `@Controller` y decoradores HTTP en el backend.</w:t>
+      </w:r>
+    </w:p>
+    <w:p>
+      <w:r>
+        <w:t>Prefijo global documental: `api/v1` (configurable con API_PREFIX). Documentación interactiva: GET /docs (Swagger) cuando está habilitado.</w:t>
+      </w:r>
+    </w:p>
+    <w:p/>
+    <w:p>
+      <w:r>
+        <w:rPr>
+          <w:rFonts w:ascii="Consolas" w:hAnsi="Consolas"/>
+        </w:rPr>
+        <w:t>| Método | Ruta relativa (sin prefijo) | Archivo controlador |</w:t>
+      </w:r>
+    </w:p>
+    <w:p>
+      <w:r>
+        <w:rPr>
+          <w:rFonts w:ascii="Consolas" w:hAnsi="Consolas"/>
+        </w:rPr>
+        <w:t>| --- | --- | --- |</w:t>
+      </w:r>
+    </w:p>
+    <w:p>
+      <w:r>
+        <w:rPr>
+          <w:rFonts w:ascii="Consolas" w:hAnsi="Consolas"/>
+        </w:rPr>
+        <w:t>| GET | academic-periods | src/modules/academic-periods/academic-periods.controller.ts |</w:t>
+      </w:r>
+    </w:p>
+    <w:p>
+      <w:r>
+        <w:rPr>
+          <w:rFonts w:ascii="Consolas" w:hAnsi="Consolas"/>
+        </w:rPr>
+        <w:t>| POST | academic-periods | src/modules/academic-periods/academic-periods.controller.ts |</w:t>
+      </w:r>
+    </w:p>
+    <w:p>
+      <w:r>
+        <w:rPr>
+          <w:rFonts w:ascii="Consolas" w:hAnsi="Consolas"/>
+        </w:rPr>
+        <w:t>| DELETE | academic-periods/:id | src/modules/academic-periods/academic-periods.controller.ts |</w:t>
+      </w:r>
+    </w:p>
+    <w:p>
+      <w:r>
+        <w:rPr>
+          <w:rFonts w:ascii="Consolas" w:hAnsi="Consolas"/>
+        </w:rPr>
+        <w:t>| GET | academic-periods/:id | src/modules/academic-periods/academic-periods.controller.ts |</w:t>
+      </w:r>
+    </w:p>
+    <w:p>
+      <w:r>
+        <w:rPr>
+          <w:rFonts w:ascii="Consolas" w:hAnsi="Consolas"/>
+        </w:rPr>
+        <w:t>| PATCH | academic-periods/:id | src/modules/academic-periods/academic-periods.controller.ts |</w:t>
+      </w:r>
+    </w:p>
+    <w:p>
+      <w:r>
+        <w:rPr>
+          <w:rFonts w:ascii="Consolas" w:hAnsi="Consolas"/>
+        </w:rPr>
+        <w:t>| POST | academic-periods/:id/activate | src/modules/academic-periods/academic-periods.controller.ts |</w:t>
+      </w:r>
+    </w:p>
+    <w:p>
+      <w:r>
+        <w:rPr>
+          <w:rFonts w:ascii="Consolas" w:hAnsi="Consolas"/>
+        </w:rPr>
+        <w:t>| POST | academic-periods/:id/close | src/modules/academic-periods/academic-periods.controller.ts |</w:t>
+      </w:r>
+    </w:p>
+    <w:p>
+      <w:r>
+        <w:rPr>
+          <w:rFonts w:ascii="Consolas" w:hAnsi="Consolas"/>
+        </w:rPr>
+        <w:t>| POST | academic-periods/:id/reopen | src/modules/academic-periods/academic-periods.controller.ts |</w:t>
+      </w:r>
+    </w:p>
+    <w:p>
+      <w:r>
+        <w:rPr>
+          <w:rFonts w:ascii="Consolas" w:hAnsi="Consolas"/>
+        </w:rPr>
+        <w:t>| GET | academic-periods/policy/effective | src/modules/academic-periods/academic-periods.controller.ts |</w:t>
+      </w:r>
+    </w:p>
+    <w:p>
+      <w:r>
+        <w:rPr>
+          <w:rFonts w:ascii="Consolas" w:hAnsi="Consolas"/>
+        </w:rPr>
+        <w:t>| GET | access-events/credentials | src/modules/access/access.controller.ts |</w:t>
+      </w:r>
+    </w:p>
+    <w:p>
+      <w:r>
+        <w:rPr>
+          <w:rFonts w:ascii="Consolas" w:hAnsi="Consolas"/>
+        </w:rPr>
+        <w:t>| DELETE | access-events/credentials/:id | src/modules/access/access.controller.ts |</w:t>
+      </w:r>
+    </w:p>
+    <w:p>
+      <w:r>
+        <w:rPr>
+          <w:rFonts w:ascii="Consolas" w:hAnsi="Consolas"/>
+        </w:rPr>
+        <w:t>| GET | access-events/credentials/assignable-users | src/modules/access/access.controller.ts |</w:t>
+      </w:r>
+    </w:p>
+    <w:p>
+      <w:r>
+        <w:rPr>
+          <w:rFonts w:ascii="Consolas" w:hAnsi="Consolas"/>
+        </w:rPr>
+        <w:t>| POST | access-events/credentials/nfc | src/modules/access/access.controller.ts |</w:t>
+      </w:r>
+    </w:p>
+    <w:p>
+      <w:r>
+        <w:rPr>
+          <w:rFonts w:ascii="Consolas" w:hAnsi="Consolas"/>
+        </w:rPr>
+        <w:t>| GET | access-events/my-qr | src/modules/access/access.controller.ts |</w:t>
+      </w:r>
+    </w:p>
+    <w:p>
+      <w:r>
+        <w:rPr>
+          <w:rFonts w:ascii="Consolas" w:hAnsi="Consolas"/>
+        </w:rPr>
+        <w:t>| POST | access-events/scan | src/modules/access/access.controller.ts |</w:t>
+      </w:r>
+    </w:p>
+    <w:p>
+      <w:r>
+        <w:rPr>
+          <w:rFonts w:ascii="Consolas" w:hAnsi="Consolas"/>
+        </w:rPr>
+        <w:t>| GET | activities | src/modules/activities/activities.controller.ts |</w:t>
+      </w:r>
+    </w:p>
+    <w:p>
+      <w:r>
+        <w:rPr>
+          <w:rFonts w:ascii="Consolas" w:hAnsi="Consolas"/>
+        </w:rPr>
+        <w:t>| POST | activities | src/modules/activities/activities.controller.ts |</w:t>
+      </w:r>
+    </w:p>
+    <w:p>
+      <w:r>
+        <w:rPr>
+          <w:rFonts w:ascii="Consolas" w:hAnsi="Consolas"/>
+        </w:rPr>
+        <w:t>| DELETE | activities/:id | src/modules/activities/activities.controller.ts |</w:t>
+      </w:r>
+    </w:p>
+    <w:p>
+      <w:r>
+        <w:rPr>
+          <w:rFonts w:ascii="Consolas" w:hAnsi="Consolas"/>
+        </w:rPr>
+        <w:t>| GET | activities/:id | src/modules/activities/activities.controller.ts |</w:t>
+      </w:r>
+    </w:p>
+    <w:p>
+      <w:r>
+        <w:rPr>
+          <w:rFonts w:ascii="Consolas" w:hAnsi="Consolas"/>
+        </w:rPr>
+        <w:t>| PATCH | activities/:id | src/modules/activities/activities.controller.ts |</w:t>
+      </w:r>
+    </w:p>
+    <w:p>
+      <w:r>
+        <w:rPr>
+          <w:rFonts w:ascii="Consolas" w:hAnsi="Consolas"/>
+        </w:rPr>
+        <w:t>| POST | activities/:id/close | src/modules/activities/activities.controller.ts |</w:t>
+      </w:r>
+    </w:p>
+    <w:p>
+      <w:r>
+        <w:rPr>
+          <w:rFonts w:ascii="Consolas" w:hAnsi="Consolas"/>
+        </w:rPr>
+        <w:t>| POST | activities/:id/grades | src/modules/activities/activities.controller.ts |</w:t>
+      </w:r>
+    </w:p>
+    <w:p>
+      <w:r>
+        <w:rPr>
+          <w:rFonts w:ascii="Consolas" w:hAnsi="Consolas"/>
+        </w:rPr>
+        <w:t>| POST | activities/:id/reopen | src/modules/activities/activities.controller.ts |</w:t>
+      </w:r>
+    </w:p>
+    <w:p>
+      <w:r>
+        <w:rPr>
+          <w:rFonts w:ascii="Consolas" w:hAnsi="Consolas"/>
+        </w:rPr>
+        <w:t>| GET | activities/parent/my-children | src/modules/activities/activities.controller.ts |</w:t>
+      </w:r>
+    </w:p>
+    <w:p>
+      <w:r>
+        <w:rPr>
+          <w:rFonts w:ascii="Consolas" w:hAnsi="Consolas"/>
+        </w:rPr>
+        <w:t>| GET | activities/student/me | src/modules/activities/activities.controller.ts |</w:t>
+      </w:r>
+    </w:p>
+    <w:p>
+      <w:r>
+        <w:rPr>
+          <w:rFonts w:ascii="Consolas" w:hAnsi="Consolas"/>
+        </w:rPr>
+        <w:t>| GET | activities/teacher/my-assignments | src/modules/activities/activities.controller.ts |</w:t>
+      </w:r>
+    </w:p>
+    <w:p>
+      <w:r>
+        <w:rPr>
+          <w:rFonts w:ascii="Consolas" w:hAnsi="Consolas"/>
+        </w:rPr>
+        <w:t>| GET | attendance/groups/:groupId | src/modules/attendance/attendance.controller.ts |</w:t>
+      </w:r>
+    </w:p>
+    <w:p>
+      <w:r>
+        <w:rPr>
+          <w:rFonts w:ascii="Consolas" w:hAnsi="Consolas"/>
+        </w:rPr>
+        <w:t>| POST | attendance/parent/excuse | src/modules/attendance/attendance.controller.ts |</w:t>
+      </w:r>
+    </w:p>
+    <w:p>
+      <w:r>
+        <w:rPr>
+          <w:rFonts w:ascii="Consolas" w:hAnsi="Consolas"/>
+        </w:rPr>
+        <w:t>| GET | attendance/parent/my-children | src/modules/attendance/attendance.controller.ts |</w:t>
+      </w:r>
+    </w:p>
+    <w:p>
+      <w:r>
+        <w:rPr>
+          <w:rFonts w:ascii="Consolas" w:hAnsi="Consolas"/>
+        </w:rPr>
+        <w:t>| GET | attendance/parent/my-students | src/modules/attendance/attendance.controller.ts |</w:t>
+      </w:r>
+    </w:p>
+    <w:p>
+      <w:r>
+        <w:rPr>
+          <w:rFonts w:ascii="Consolas" w:hAnsi="Consolas"/>
+        </w:rPr>
+        <w:t>| POST | attendance/register | src/modules/attendance/attendance.controller.ts |</w:t>
+      </w:r>
+    </w:p>
+    <w:p>
+      <w:r>
+        <w:rPr>
+          <w:rFonts w:ascii="Consolas" w:hAnsi="Consolas"/>
+        </w:rPr>
+        <w:t>| POST | attendance/register-bulk | src/modules/attendance/attendance.controller.ts |</w:t>
+      </w:r>
+    </w:p>
+    <w:p>
+      <w:r>
+        <w:rPr>
+          <w:rFonts w:ascii="Consolas" w:hAnsi="Consolas"/>
+        </w:rPr>
+        <w:t>| POST | attention-notes | src/modules/attention-notes/attention-notes.controller.ts |</w:t>
+      </w:r>
+    </w:p>
+    <w:p>
+      <w:r>
+        <w:rPr>
+          <w:rFonts w:ascii="Consolas" w:hAnsi="Consolas"/>
+        </w:rPr>
+        <w:t>| GET | attention-notes/parent/my-children | src/modules/attention-notes/attention-notes.controller.ts |</w:t>
+      </w:r>
+    </w:p>
+    <w:p>
+      <w:r>
+        <w:rPr>
+          <w:rFonts w:ascii="Consolas" w:hAnsi="Consolas"/>
+        </w:rPr>
+        <w:t>| GET | attention-notes/teacher/groups/:groupId | src/modules/attention-notes/attention-notes.controller.ts |</w:t>
+      </w:r>
+    </w:p>
+    <w:p>
+      <w:r>
+        <w:rPr>
+          <w:rFonts w:ascii="Consolas" w:hAnsi="Consolas"/>
+        </w:rPr>
+        <w:t>| GET | audit/logs | src/modules/audit/audit.controller.ts |</w:t>
+      </w:r>
+    </w:p>
+    <w:p>
+      <w:r>
+        <w:rPr>
+          <w:rFonts w:ascii="Consolas" w:hAnsi="Consolas"/>
+        </w:rPr>
+        <w:t>| POST | auth/forgot-password | src/modules/auth/auth.controller.ts |</w:t>
+      </w:r>
+    </w:p>
+    <w:p>
+      <w:r>
+        <w:rPr>
+          <w:rFonts w:ascii="Consolas" w:hAnsi="Consolas"/>
+        </w:rPr>
+        <w:t>| POST | auth/login | src/modules/auth/auth.controller.ts |</w:t>
+      </w:r>
+    </w:p>
+    <w:p>
+      <w:r>
+        <w:rPr>
+          <w:rFonts w:ascii="Consolas" w:hAnsi="Consolas"/>
+        </w:rPr>
+        <w:t>| POST | auth/logout | src/modules/auth/auth.controller.ts |</w:t>
+      </w:r>
+    </w:p>
+    <w:p>
+      <w:r>
+        <w:rPr>
+          <w:rFonts w:ascii="Consolas" w:hAnsi="Consolas"/>
+        </w:rPr>
+        <w:t>| GET | auth/me | src/modules/auth/auth.controller.ts |</w:t>
+      </w:r>
+    </w:p>
+    <w:p>
+      <w:r>
+        <w:rPr>
+          <w:rFonts w:ascii="Consolas" w:hAnsi="Consolas"/>
+        </w:rPr>
+        <w:t>| POST | auth/refresh | src/modules/auth/auth.controller.ts |</w:t>
+      </w:r>
+    </w:p>
+    <w:p>
+      <w:r>
+        <w:rPr>
+          <w:rFonts w:ascii="Consolas" w:hAnsi="Consolas"/>
+        </w:rPr>
+        <w:t>| POST | auth/reset-password | src/modules/auth/auth.controller.ts |</w:t>
+      </w:r>
+    </w:p>
+    <w:p>
+      <w:r>
+        <w:rPr>
+          <w:rFonts w:ascii="Consolas" w:hAnsi="Consolas"/>
+        </w:rPr>
+        <w:t>| GET | calendar/me/student | src/modules/school-calendar/school-calendar.controller.ts |</w:t>
+      </w:r>
+    </w:p>
+    <w:p>
+      <w:r>
+        <w:rPr>
+          <w:rFonts w:ascii="Consolas" w:hAnsi="Consolas"/>
+        </w:rPr>
+        <w:t>| GET | calendar/non-instructional-days | src/modules/school-calendar/school-calendar.controller.ts |</w:t>
+      </w:r>
+    </w:p>
+    <w:p>
+      <w:r>
+        <w:rPr>
+          <w:rFonts w:ascii="Consolas" w:hAnsi="Consolas"/>
+        </w:rPr>
+        <w:t>| POST | calendar/non-instructional-days | src/modules/school-calendar/school-calendar.controller.ts |</w:t>
+      </w:r>
+    </w:p>
+    <w:p>
+      <w:r>
+        <w:rPr>
+          <w:rFonts w:ascii="Consolas" w:hAnsi="Consolas"/>
+        </w:rPr>
+        <w:t>| DELETE | calendar/non-instructional-days/:id | src/modules/school-calendar/school-calendar.controller.ts |</w:t>
+      </w:r>
+    </w:p>
+    <w:p>
+      <w:r>
+        <w:rPr>
+          <w:rFonts w:ascii="Consolas" w:hAnsi="Consolas"/>
+        </w:rPr>
+        <w:t>| GET | calendar/parent/my-children | src/modules/school-calendar/school-calendar.controller.ts |</w:t>
+      </w:r>
+    </w:p>
+    <w:p>
+      <w:r>
+        <w:rPr>
+          <w:rFonts w:ascii="Consolas" w:hAnsi="Consolas"/>
+        </w:rPr>
+        <w:t>| POST | circuit-requests | src/modules/circuit/circuit.controller.ts |</w:t>
+      </w:r>
+    </w:p>
+    <w:p>
+      <w:r>
+        <w:rPr>
+          <w:rFonts w:ascii="Consolas" w:hAnsi="Consolas"/>
+        </w:rPr>
+        <w:t>| GET | circuit-requests/:id | src/modules/circuit/circuit.controller.ts |</w:t>
+      </w:r>
+    </w:p>
+    <w:p>
+      <w:r>
+        <w:rPr>
+          <w:rFonts w:ascii="Consolas" w:hAnsi="Consolas"/>
+        </w:rPr>
+        <w:t>| PATCH | circuit-requests/:id/cancel | src/modules/circuit/circuit.controller.ts |</w:t>
+      </w:r>
+    </w:p>
+    <w:p>
+      <w:r>
+        <w:rPr>
+          <w:rFonts w:ascii="Consolas" w:hAnsi="Consolas"/>
+        </w:rPr>
+        <w:t>| PATCH | circuit-requests/:id/confirm-delivered | src/modules/circuit/circuit.controller.ts |</w:t>
+      </w:r>
+    </w:p>
+    <w:p>
+      <w:r>
+        <w:rPr>
+          <w:rFonts w:ascii="Consolas" w:hAnsi="Consolas"/>
+        </w:rPr>
+        <w:t>| PATCH | circuit-requests/:id/gps | src/modules/circuit/circuit.controller.ts |</w:t>
+      </w:r>
+    </w:p>
+    <w:p>
+      <w:r>
+        <w:rPr>
+          <w:rFonts w:ascii="Consolas" w:hAnsi="Consolas"/>
+        </w:rPr>
+        <w:t>| GET | circuit-requests/:id/map | src/modules/circuit/circuit.controller.ts |</w:t>
+      </w:r>
+    </w:p>
+    <w:p>
+      <w:r>
+        <w:rPr>
+          <w:rFonts w:ascii="Consolas" w:hAnsi="Consolas"/>
+        </w:rPr>
+        <w:t>| PATCH | circuit-requests/:id/parent-progress | src/modules/circuit/circuit.controller.ts |</w:t>
+      </w:r>
+    </w:p>
+    <w:p>
+      <w:r>
+        <w:rPr>
+          <w:rFonts w:ascii="Consolas" w:hAnsi="Consolas"/>
+        </w:rPr>
+        <w:t>| PATCH | circuit-requests/:id/status | src/modules/circuit/circuit.controller.ts |</w:t>
+      </w:r>
+    </w:p>
+    <w:p>
+      <w:r>
+        <w:rPr>
+          <w:rFonts w:ascii="Consolas" w:hAnsi="Consolas"/>
+        </w:rPr>
+        <w:t>| PATCH | circuit-requests/:id/teacher-signal | src/modules/circuit/circuit.controller.ts |</w:t>
+      </w:r>
+    </w:p>
+    <w:p>
+      <w:r>
+        <w:rPr>
+          <w:rFonts w:ascii="Consolas" w:hAnsi="Consolas"/>
+        </w:rPr>
+        <w:t>| POST | circuit-requests/batch | src/modules/circuit/circuit.controller.ts |</w:t>
+      </w:r>
+    </w:p>
+    <w:p>
+      <w:r>
+        <w:rPr>
+          <w:rFonts w:ascii="Consolas" w:hAnsi="Consolas"/>
+        </w:rPr>
+        <w:t>| GET | circuit-requests/parent/active | src/modules/circuit/circuit.controller.ts |</w:t>
+      </w:r>
+    </w:p>
+    <w:p>
+      <w:r>
+        <w:rPr>
+          <w:rFonts w:ascii="Consolas" w:hAnsi="Consolas"/>
+        </w:rPr>
+        <w:t>| GET | circuit-requests/parent/active-all | src/modules/circuit/circuit.controller.ts |</w:t>
+      </w:r>
+    </w:p>
+    <w:p>
+      <w:r>
+        <w:rPr>
+          <w:rFonts w:ascii="Consolas" w:hAnsi="Consolas"/>
+        </w:rPr>
+        <w:t>| GET | circuit-requests/today | src/modules/circuit/circuit.controller.ts |</w:t>
+      </w:r>
+    </w:p>
+    <w:p>
+      <w:r>
+        <w:rPr>
+          <w:rFonts w:ascii="Consolas" w:hAnsi="Consolas"/>
+        </w:rPr>
+        <w:t>| POST | class-attendance/bulk | src/modules/class-attendance/class-attendance.controller.ts |</w:t>
+      </w:r>
+    </w:p>
+    <w:p>
+      <w:r>
+        <w:rPr>
+          <w:rFonts w:ascii="Consolas" w:hAnsi="Consolas"/>
+        </w:rPr>
+        <w:t>| GET | class-attendance/class/:classSessionId | src/modules/class-attendance/class-attendance.controller.ts |</w:t>
+      </w:r>
+    </w:p>
+    <w:p>
+      <w:r>
+        <w:rPr>
+          <w:rFonts w:ascii="Consolas" w:hAnsi="Consolas"/>
+        </w:rPr>
+        <w:t>| GET | class-attendance/parent/me | src/modules/class-attendance/class-attendance.controller.ts |</w:t>
+      </w:r>
+    </w:p>
+    <w:p>
+      <w:r>
+        <w:rPr>
+          <w:rFonts w:ascii="Consolas" w:hAnsi="Consolas"/>
+        </w:rPr>
+        <w:t>| POST | class-attendance/register | src/modules/class-attendance/class-attendance.controller.ts |</w:t>
+      </w:r>
+    </w:p>
+    <w:p>
+      <w:r>
+        <w:rPr>
+          <w:rFonts w:ascii="Consolas" w:hAnsi="Consolas"/>
+        </w:rPr>
+        <w:t>| GET | class-attendance/student/:studentId | src/modules/class-attendance/class-attendance.controller.ts |</w:t>
+      </w:r>
+    </w:p>
+    <w:p>
+      <w:r>
+        <w:rPr>
+          <w:rFonts w:ascii="Consolas" w:hAnsi="Consolas"/>
+        </w:rPr>
+        <w:t>| GET | class-sessions | src/modules/class-sessions/class-sessions.controller.ts |</w:t>
+      </w:r>
+    </w:p>
+    <w:p>
+      <w:r>
+        <w:rPr>
+          <w:rFonts w:ascii="Consolas" w:hAnsi="Consolas"/>
+        </w:rPr>
+        <w:t>| POST | class-sessions | src/modules/class-sessions/class-sessions.controller.ts |</w:t>
+      </w:r>
+    </w:p>
+    <w:p>
+      <w:r>
+        <w:rPr>
+          <w:rFonts w:ascii="Consolas" w:hAnsi="Consolas"/>
+        </w:rPr>
+        <w:t>| DELETE | class-sessions/:id | src/modules/class-sessions/class-sessions.controller.ts |</w:t>
+      </w:r>
+    </w:p>
+    <w:p>
+      <w:r>
+        <w:rPr>
+          <w:rFonts w:ascii="Consolas" w:hAnsi="Consolas"/>
+        </w:rPr>
+        <w:t>| PATCH | class-sessions/:id | src/modules/class-sessions/class-sessions.controller.ts |</w:t>
+      </w:r>
+    </w:p>
+    <w:p>
+      <w:r>
+        <w:rPr>
+          <w:rFonts w:ascii="Consolas" w:hAnsi="Consolas"/>
+        </w:rPr>
+        <w:t>| GET | dashboard/actionable-kpis | src/modules/dashboard/dashboard.controller.ts |</w:t>
+      </w:r>
+    </w:p>
+    <w:p>
+      <w:r>
+        <w:rPr>
+          <w:rFonts w:ascii="Consolas" w:hAnsi="Consolas"/>
+        </w:rPr>
+        <w:t>| GET | dashboard/panel | src/modules/dashboard/dashboard.controller.ts |</w:t>
+      </w:r>
+    </w:p>
+    <w:p>
+      <w:r>
+        <w:rPr>
+          <w:rFonts w:ascii="Consolas" w:hAnsi="Consolas"/>
+        </w:rPr>
+        <w:t>| GET | dashboard/summary | src/modules/dashboard/dashboard.controller.ts |</w:t>
+      </w:r>
+    </w:p>
+    <w:p>
+      <w:r>
+        <w:rPr>
+          <w:rFonts w:ascii="Consolas" w:hAnsi="Consolas"/>
+        </w:rPr>
+        <w:t>| GET | dashboards/home/:role | src/modules/dashboard/dashboards.controller.ts |</w:t>
+      </w:r>
+    </w:p>
+    <w:p>
+      <w:r>
+        <w:rPr>
+          <w:rFonts w:ascii="Consolas" w:hAnsi="Consolas"/>
+        </w:rPr>
+        <w:t>| POST | departure-consent/parent/set | src/modules/departure-consent/departure-consent.controller.ts |</w:t>
+      </w:r>
+    </w:p>
+    <w:p>
+      <w:r>
+        <w:rPr>
+          <w:rFonts w:ascii="Consolas" w:hAnsi="Consolas"/>
+        </w:rPr>
+        <w:t>| GET | departure-consent/parent/today | src/modules/departure-consent/departure-consent.controller.ts |</w:t>
+      </w:r>
+    </w:p>
+    <w:p>
+      <w:r>
+        <w:rPr>
+          <w:rFonts w:ascii="Consolas" w:hAnsi="Consolas"/>
+        </w:rPr>
+        <w:t>| GET | departure-consent/staff/group/:groupId | src/modules/departure-consent/departure-consent.controller.ts |</w:t>
+      </w:r>
+    </w:p>
+    <w:p>
+      <w:r>
+        <w:rPr>
+          <w:rFonts w:ascii="Consolas" w:hAnsi="Consolas"/>
+        </w:rPr>
+        <w:t>| GET | departure-consent/student/me/today | src/modules/departure-consent/departure-consent.controller.ts |</w:t>
+      </w:r>
+    </w:p>
+    <w:p>
+      <w:r>
+        <w:rPr>
+          <w:rFonts w:ascii="Consolas" w:hAnsi="Consolas"/>
+        </w:rPr>
+        <w:t>| GET | documents/bulletin/:reportCardId | src/modules/documents/documents.controller.ts |</w:t>
+      </w:r>
+    </w:p>
+    <w:p>
+      <w:r>
+        <w:rPr>
+          <w:rFonts w:ascii="Consolas" w:hAnsi="Consolas"/>
+        </w:rPr>
+        <w:t>| GET | documents/bulletins/bulk | src/modules/documents/documents.controller.ts |</w:t>
+      </w:r>
+    </w:p>
+    <w:p>
+      <w:r>
+        <w:rPr>
+          <w:rFonts w:ascii="Consolas" w:hAnsi="Consolas"/>
+        </w:rPr>
+        <w:t>| GET | documents/groups/summary | src/modules/documents/documents.controller.ts |</w:t>
+      </w:r>
+    </w:p>
+    <w:p>
+      <w:r>
+        <w:rPr>
+          <w:rFonts w:ascii="Consolas" w:hAnsi="Consolas"/>
+        </w:rPr>
+        <w:t>| GET | documents/schedule/group/:groupId | src/modules/documents/documents.controller.ts |</w:t>
+      </w:r>
+    </w:p>
+    <w:p>
+      <w:r>
+        <w:rPr>
+          <w:rFonts w:ascii="Consolas" w:hAnsi="Consolas"/>
+        </w:rPr>
+        <w:t>| GET | exports/attendance.xlsx | src/modules/exports/exports.controller.ts |</w:t>
+      </w:r>
+    </w:p>
+    <w:p>
+      <w:r>
+        <w:rPr>
+          <w:rFonts w:ascii="Consolas" w:hAnsi="Consolas"/>
+        </w:rPr>
+        <w:t>| GET | exports/bulletin-consolidated.xlsx | src/modules/exports/exports.controller.ts |</w:t>
+      </w:r>
+    </w:p>
+    <w:p>
+      <w:r>
+        <w:rPr>
+          <w:rFonts w:ascii="Consolas" w:hAnsi="Consolas"/>
+        </w:rPr>
+        <w:t>| GET | exports/class-attendance.xlsx | src/modules/exports/exports.controller.ts |</w:t>
+      </w:r>
+    </w:p>
+    <w:p>
+      <w:r>
+        <w:rPr>
+          <w:rFonts w:ascii="Consolas" w:hAnsi="Consolas"/>
+        </w:rPr>
+        <w:t>| GET | exports/grades.xlsx | src/modules/exports/exports.controller.ts |</w:t>
+      </w:r>
+    </w:p>
+    <w:p>
+      <w:r>
+        <w:rPr>
+          <w:rFonts w:ascii="Consolas" w:hAnsi="Consolas"/>
+        </w:rPr>
+        <w:t>| GET | external-visits | src/modules/external-visits/external-visits.controller.ts |</w:t>
+      </w:r>
+    </w:p>
+    <w:p>
+      <w:r>
+        <w:rPr>
+          <w:rFonts w:ascii="Consolas" w:hAnsi="Consolas"/>
+        </w:rPr>
+        <w:t>| POST | external-visits | src/modules/external-visits/external-visits.controller.ts |</w:t>
+      </w:r>
+    </w:p>
+    <w:p>
+      <w:r>
+        <w:rPr>
+          <w:rFonts w:ascii="Consolas" w:hAnsi="Consolas"/>
+        </w:rPr>
+        <w:t>| GET | external-visits/:id | src/modules/external-visits/external-visits.controller.ts |</w:t>
+      </w:r>
+    </w:p>
+    <w:p>
+      <w:r>
+        <w:rPr>
+          <w:rFonts w:ascii="Consolas" w:hAnsi="Consolas"/>
+        </w:rPr>
+        <w:t>| PATCH | external-visits/:id | src/modules/external-visits/external-visits.controller.ts |</w:t>
+      </w:r>
+    </w:p>
+    <w:p>
+      <w:r>
+        <w:rPr>
+          <w:rFonts w:ascii="Consolas" w:hAnsi="Consolas"/>
+        </w:rPr>
+        <w:t>| POST | external-visits/:id/cancel | src/modules/external-visits/external-visits.controller.ts |</w:t>
+      </w:r>
+    </w:p>
+    <w:p>
+      <w:r>
+        <w:rPr>
+          <w:rFonts w:ascii="Consolas" w:hAnsi="Consolas"/>
+        </w:rPr>
+        <w:t>| POST | external-visits/:id/realized | src/modules/external-visits/external-visits.controller.ts |</w:t>
+      </w:r>
+    </w:p>
+    <w:p>
+      <w:r>
+        <w:rPr>
+          <w:rFonts w:ascii="Consolas" w:hAnsi="Consolas"/>
+        </w:rPr>
+        <w:t>| POST | external-visits/:id/reschedule | src/modules/external-visits/external-visits.controller.ts |</w:t>
+      </w:r>
+    </w:p>
+    <w:p>
+      <w:r>
+        <w:rPr>
+          <w:rFonts w:ascii="Consolas" w:hAnsi="Consolas"/>
+        </w:rPr>
+        <w:t>| GET | external-visits/me | src/modules/external-visits/external-visits.controller.ts |</w:t>
+      </w:r>
+    </w:p>
+    <w:p>
+      <w:r>
+        <w:rPr>
+          <w:rFonts w:ascii="Consolas" w:hAnsi="Consolas"/>
+        </w:rPr>
+        <w:t>| GET | files/:bucket/:filename | src/modules/files/files.controller.ts |</w:t>
+      </w:r>
+    </w:p>
+    <w:p>
+      <w:r>
+        <w:rPr>
+          <w:rFonts w:ascii="Consolas" w:hAnsi="Consolas"/>
+        </w:rPr>
+        <w:t>| GET | health | src/modules/health/health.controller.ts |</w:t>
+      </w:r>
+    </w:p>
+    <w:p>
+      <w:r>
+        <w:rPr>
+          <w:rFonts w:ascii="Consolas" w:hAnsi="Consolas"/>
+        </w:rPr>
+        <w:t>| GET | health/storage | src/modules/health/health.controller.ts |</w:t>
+      </w:r>
+    </w:p>
+    <w:p>
+      <w:r>
+        <w:rPr>
+          <w:rFonts w:ascii="Consolas" w:hAnsi="Consolas"/>
+        </w:rPr>
+        <w:t>| GET | meetings | src/modules/meetings/meetings.controller.ts |</w:t>
+      </w:r>
+    </w:p>
+    <w:p>
+      <w:r>
+        <w:rPr>
+          <w:rFonts w:ascii="Consolas" w:hAnsi="Consolas"/>
+        </w:rPr>
+        <w:t>| POST | meetings | src/modules/meetings/meetings.controller.ts |</w:t>
+      </w:r>
+    </w:p>
+    <w:p>
+      <w:r>
+        <w:rPr>
+          <w:rFonts w:ascii="Consolas" w:hAnsi="Consolas"/>
+        </w:rPr>
+        <w:t>| GET | meetings/:id | src/modules/meetings/meetings.controller.ts |</w:t>
+      </w:r>
+    </w:p>
+    <w:p>
+      <w:r>
+        <w:rPr>
+          <w:rFonts w:ascii="Consolas" w:hAnsi="Consolas"/>
+        </w:rPr>
+        <w:t>| PATCH | meetings/:id | src/modules/meetings/meetings.controller.ts |</w:t>
+      </w:r>
+    </w:p>
+    <w:p>
+      <w:r>
+        <w:rPr>
+          <w:rFonts w:ascii="Consolas" w:hAnsi="Consolas"/>
+        </w:rPr>
+        <w:t>| POST | meetings/:id/cancel | src/modules/meetings/meetings.controller.ts |</w:t>
+      </w:r>
+    </w:p>
+    <w:p>
+      <w:r>
+        <w:rPr>
+          <w:rFonts w:ascii="Consolas" w:hAnsi="Consolas"/>
+        </w:rPr>
+        <w:t>| POST | meetings/:id/reschedule | src/modules/meetings/meetings.controller.ts |</w:t>
+      </w:r>
+    </w:p>
+    <w:p>
+      <w:r>
+        <w:rPr>
+          <w:rFonts w:ascii="Consolas" w:hAnsi="Consolas"/>
+        </w:rPr>
+        <w:t>| POST | meetings/:id/rsvp | src/modules/meetings/meetings.controller.ts |</w:t>
+      </w:r>
+    </w:p>
+    <w:p>
+      <w:r>
+        <w:rPr>
+          <w:rFonts w:ascii="Consolas" w:hAnsi="Consolas"/>
+        </w:rPr>
+        <w:t>| POST | meetings/:id/status | src/modules/meetings/meetings.controller.ts |</w:t>
+      </w:r>
+    </w:p>
+    <w:p>
+      <w:r>
+        <w:rPr>
+          <w:rFonts w:ascii="Consolas" w:hAnsi="Consolas"/>
+        </w:rPr>
+        <w:t>| GET | meetings/me | src/modules/meetings/meetings.controller.ts |</w:t>
+      </w:r>
+    </w:p>
+    <w:p>
+      <w:r>
+        <w:rPr>
+          <w:rFonts w:ascii="Consolas" w:hAnsi="Consolas"/>
+        </w:rPr>
+        <w:t>| GET | notices | src/modules/notices/notices.controller.ts |</w:t>
+      </w:r>
+    </w:p>
+    <w:p>
+      <w:r>
+        <w:rPr>
+          <w:rFonts w:ascii="Consolas" w:hAnsi="Consolas"/>
+        </w:rPr>
+        <w:t>| POST | notices | src/modules/notices/notices.controller.ts |</w:t>
+      </w:r>
+    </w:p>
+    <w:p>
+      <w:r>
+        <w:rPr>
+          <w:rFonts w:ascii="Consolas" w:hAnsi="Consolas"/>
+        </w:rPr>
+        <w:t>| GET | notices/critical/read-receipts | src/modules/notices/notices.controller.ts |</w:t>
+      </w:r>
+    </w:p>
+    <w:p>
+      <w:r>
+        <w:rPr>
+          <w:rFonts w:ascii="Consolas" w:hAnsi="Consolas"/>
+        </w:rPr>
+        <w:t>| GET | notices/teacher/groups | src/modules/notices/notices.controller.ts |</w:t>
+      </w:r>
+    </w:p>
+    <w:p>
+      <w:r>
+        <w:rPr>
+          <w:rFonts w:ascii="Consolas" w:hAnsi="Consolas"/>
+        </w:rPr>
+        <w:t>| GET | notices/teacher/target-users | src/modules/notices/notices.controller.ts |</w:t>
+      </w:r>
+    </w:p>
+    <w:p>
+      <w:r>
+        <w:rPr>
+          <w:rFonts w:ascii="Consolas" w:hAnsi="Consolas"/>
+        </w:rPr>
+        <w:t>| PATCH | notifications/:id/read | src/modules/notices/notifications.controller.ts |</w:t>
+      </w:r>
+    </w:p>
+    <w:p>
+      <w:r>
+        <w:rPr>
+          <w:rFonts w:ascii="Consolas" w:hAnsi="Consolas"/>
+        </w:rPr>
+        <w:t>| GET | notifications/admin-reports | src/modules/notices/notifications.controller.ts |</w:t>
+      </w:r>
+    </w:p>
+    <w:p>
+      <w:r>
+        <w:rPr>
+          <w:rFonts w:ascii="Consolas" w:hAnsi="Consolas"/>
+        </w:rPr>
+        <w:t>| POST | notifications/admin-reports | src/modules/notices/notifications.controller.ts |</w:t>
+      </w:r>
+    </w:p>
+    <w:p>
+      <w:r>
+        <w:rPr>
+          <w:rFonts w:ascii="Consolas" w:hAnsi="Consolas"/>
+        </w:rPr>
+        <w:t>| GET | notifications/admin-reports/:reportId/comments | src/modules/notices/notifications.controller.ts |</w:t>
+      </w:r>
+    </w:p>
+    <w:p>
+      <w:r>
+        <w:rPr>
+          <w:rFonts w:ascii="Consolas" w:hAnsi="Consolas"/>
+        </w:rPr>
+        <w:t>| POST | notifications/admin-reports/:reportId/comments | src/modules/notices/notifications.controller.ts |</w:t>
+      </w:r>
+    </w:p>
+    <w:p>
+      <w:r>
+        <w:rPr>
+          <w:rFonts w:ascii="Consolas" w:hAnsi="Consolas"/>
+        </w:rPr>
+        <w:t>| PATCH | notifications/admin-reports/:reportId/status | src/modules/notices/notifications.controller.ts |</w:t>
+      </w:r>
+    </w:p>
+    <w:p>
+      <w:r>
+        <w:rPr>
+          <w:rFonts w:ascii="Consolas" w:hAnsi="Consolas"/>
+        </w:rPr>
+        <w:t>| GET | notifications/admin-reports/mine | src/modules/notices/notifications.controller.ts |</w:t>
+      </w:r>
+    </w:p>
+    <w:p>
+      <w:r>
+        <w:rPr>
+          <w:rFonts w:ascii="Consolas" w:hAnsi="Consolas"/>
+        </w:rPr>
+        <w:t>| POST | notifications/admin-reports/sla-reminders/run | src/modules/notices/notifications.controller.ts |</w:t>
+      </w:r>
+    </w:p>
+    <w:p>
+      <w:r>
+        <w:rPr>
+          <w:rFonts w:ascii="Consolas" w:hAnsi="Consolas"/>
+        </w:rPr>
+        <w:t>| GET | notifications/admin-reports/sla-summary | src/modules/notices/notifications.controller.ts |</w:t>
+      </w:r>
+    </w:p>
+    <w:p>
+      <w:r>
+        <w:rPr>
+          <w:rFonts w:ascii="Consolas" w:hAnsi="Consolas"/>
+        </w:rPr>
+        <w:t>| POST | notifications/fcm/register | src/modules/notices/notifications.controller.ts |</w:t>
+      </w:r>
+    </w:p>
+    <w:p>
+      <w:r>
+        <w:rPr>
+          <w:rFonts w:ascii="Consolas" w:hAnsi="Consolas"/>
+        </w:rPr>
+        <w:t>| POST | notifications/fcm/unregister | src/modules/notices/notifications.controller.ts |</w:t>
+      </w:r>
+    </w:p>
+    <w:p>
+      <w:r>
+        <w:rPr>
+          <w:rFonts w:ascii="Consolas" w:hAnsi="Consolas"/>
+        </w:rPr>
+        <w:t>| GET | notifications/me | src/modules/notices/notifications.controller.ts |</w:t>
+      </w:r>
+    </w:p>
+    <w:p>
+      <w:r>
+        <w:rPr>
+          <w:rFonts w:ascii="Consolas" w:hAnsi="Consolas"/>
+        </w:rPr>
+        <w:t>| GET | notifications/parent/my-children | src/modules/notices/notifications.controller.ts |</w:t>
+      </w:r>
+    </w:p>
+    <w:p>
+      <w:r>
+        <w:rPr>
+          <w:rFonts w:ascii="Consolas" w:hAnsi="Consolas"/>
+        </w:rPr>
+        <w:t>| GET | parents/vehicles | src/modules/vehicles/vehicles.controller.ts |</w:t>
+      </w:r>
+    </w:p>
+    <w:p>
+      <w:r>
+        <w:rPr>
+          <w:rFonts w:ascii="Consolas" w:hAnsi="Consolas"/>
+        </w:rPr>
+        <w:t>| POST | parents/vehicles | src/modules/vehicles/vehicles.controller.ts |</w:t>
+      </w:r>
+    </w:p>
+    <w:p>
+      <w:r>
+        <w:rPr>
+          <w:rFonts w:ascii="Consolas" w:hAnsi="Consolas"/>
+        </w:rPr>
+        <w:t>| DELETE | parents/vehicles/:id | src/modules/vehicles/vehicles.controller.ts |</w:t>
+      </w:r>
+    </w:p>
+    <w:p>
+      <w:r>
+        <w:rPr>
+          <w:rFonts w:ascii="Consolas" w:hAnsi="Consolas"/>
+        </w:rPr>
+        <w:t>| PATCH | parents/vehicles/:id | src/modules/vehicles/vehicles.controller.ts |</w:t>
+      </w:r>
+    </w:p>
+    <w:p>
+      <w:r>
+        <w:rPr>
+          <w:rFonts w:ascii="Consolas" w:hAnsi="Consolas"/>
+        </w:rPr>
+        <w:t>| DELETE | parents/vehicles/:id/admin | src/modules/vehicles/vehicles.controller.ts |</w:t>
+      </w:r>
+    </w:p>
+    <w:p>
+      <w:r>
+        <w:rPr>
+          <w:rFonts w:ascii="Consolas" w:hAnsi="Consolas"/>
+        </w:rPr>
+        <w:t>| PATCH | parents/vehicles/:id/set-active | src/modules/vehicles/vehicles.controller.ts |</w:t>
+      </w:r>
+    </w:p>
+    <w:p>
+      <w:r>
+        <w:rPr>
+          <w:rFonts w:ascii="Consolas" w:hAnsi="Consolas"/>
+        </w:rPr>
+        <w:t>| GET | parents/vehicles/by-parent/:parentId | src/modules/vehicles/vehicles.controller.ts |</w:t>
+      </w:r>
+    </w:p>
+    <w:p>
+      <w:r>
+        <w:rPr>
+          <w:rFonts w:ascii="Consolas" w:hAnsi="Consolas"/>
+        </w:rPr>
+        <w:t>| GET | payments/concepts | src/modules/payments/payments.controller.ts |</w:t>
+      </w:r>
+    </w:p>
+    <w:p>
+      <w:r>
+        <w:rPr>
+          <w:rFonts w:ascii="Consolas" w:hAnsi="Consolas"/>
+        </w:rPr>
+        <w:t>| POST | payments/concepts | src/modules/payments/payments.controller.ts |</w:t>
+      </w:r>
+    </w:p>
+    <w:p>
+      <w:r>
+        <w:rPr>
+          <w:rFonts w:ascii="Consolas" w:hAnsi="Consolas"/>
+        </w:rPr>
+        <w:t>| DELETE | payments/concepts/:id | src/modules/payments/payments.controller.ts |</w:t>
+      </w:r>
+    </w:p>
+    <w:p>
+      <w:r>
+        <w:rPr>
+          <w:rFonts w:ascii="Consolas" w:hAnsi="Consolas"/>
+        </w:rPr>
+        <w:t>| PATCH | payments/concepts/:id | src/modules/payments/payments.controller.ts |</w:t>
+      </w:r>
+    </w:p>
+    <w:p>
+      <w:r>
+        <w:rPr>
+          <w:rFonts w:ascii="Consolas" w:hAnsi="Consolas"/>
+        </w:rPr>
+        <w:t>| POST | payments/concepts/ensure-base | src/modules/payments/payments.controller.ts |</w:t>
+      </w:r>
+    </w:p>
+    <w:p>
+      <w:r>
+        <w:rPr>
+          <w:rFonts w:ascii="Consolas" w:hAnsi="Consolas"/>
+        </w:rPr>
+        <w:t>| GET | payments/debts | src/modules/payments/payments.controller.ts |</w:t>
+      </w:r>
+    </w:p>
+    <w:p>
+      <w:r>
+        <w:rPr>
+          <w:rFonts w:ascii="Consolas" w:hAnsi="Consolas"/>
+        </w:rPr>
+        <w:t>| POST | payments/debts | src/modules/payments/payments.controller.ts |</w:t>
+      </w:r>
+    </w:p>
+    <w:p>
+      <w:r>
+        <w:rPr>
+          <w:rFonts w:ascii="Consolas" w:hAnsi="Consolas"/>
+        </w:rPr>
+        <w:t>| POST | payments/debts/:debtId/arrangement | src/modules/payments/payments.controller.ts |</w:t>
+      </w:r>
+    </w:p>
+    <w:p>
+      <w:r>
+        <w:rPr>
+          <w:rFonts w:ascii="Consolas" w:hAnsi="Consolas"/>
+        </w:rPr>
+        <w:t>| POST | payments/debts/:debtId/reject-voucher | src/modules/payments/payments.controller.ts |</w:t>
+      </w:r>
+    </w:p>
+    <w:p>
+      <w:r>
+        <w:rPr>
+          <w:rFonts w:ascii="Consolas" w:hAnsi="Consolas"/>
+        </w:rPr>
+        <w:t>| POST | payments/debts/:debtId/verify | src/modules/payments/payments.controller.ts |</w:t>
+      </w:r>
+    </w:p>
+    <w:p>
+      <w:r>
+        <w:rPr>
+          <w:rFonts w:ascii="Consolas" w:hAnsi="Consolas"/>
+        </w:rPr>
+        <w:t>| POST | payments/debts/:debtId/voucher | src/modules/payments/payments.controller.ts |</w:t>
+      </w:r>
+    </w:p>
+    <w:p>
+      <w:r>
+        <w:rPr>
+          <w:rFonts w:ascii="Consolas" w:hAnsi="Consolas"/>
+        </w:rPr>
+        <w:t>| POST | payments/debts/:debtId/voucher/file | src/modules/payments/payments.controller.ts |</w:t>
+      </w:r>
+    </w:p>
+    <w:p>
+      <w:r>
+        <w:rPr>
+          <w:rFonts w:ascii="Consolas" w:hAnsi="Consolas"/>
+        </w:rPr>
+        <w:t>| GET | payments/debts/adjustments | src/modules/payments/payments.controller.ts |</w:t>
+      </w:r>
+    </w:p>
+    <w:p>
+      <w:r>
+        <w:rPr>
+          <w:rFonts w:ascii="Consolas" w:hAnsi="Consolas"/>
+        </w:rPr>
+        <w:t>| GET | payments/debts/mine | src/modules/payments/payments.controller.ts |</w:t>
+      </w:r>
+    </w:p>
+    <w:p>
+      <w:r>
+        <w:rPr>
+          <w:rFonts w:ascii="Consolas" w:hAnsi="Consolas"/>
+        </w:rPr>
+        <w:t>| GET | payments/debts/pending-review | src/modules/payments/payments.controller.ts |</w:t>
+      </w:r>
+    </w:p>
+    <w:p>
+      <w:r>
+        <w:rPr>
+          <w:rFonts w:ascii="Consolas" w:hAnsi="Consolas"/>
+        </w:rPr>
+        <w:t>| POST | payments/debts/policies/run | src/modules/payments/payments.controller.ts |</w:t>
+      </w:r>
+    </w:p>
+    <w:p>
+      <w:r>
+        <w:rPr>
+          <w:rFonts w:ascii="Consolas" w:hAnsi="Consolas"/>
+        </w:rPr>
+        <w:t>| POST | privacy/accept | src/modules/privacy/privacy.controller.ts |</w:t>
+      </w:r>
+    </w:p>
+    <w:p>
+      <w:r>
+        <w:rPr>
+          <w:rFonts w:ascii="Consolas" w:hAnsi="Consolas"/>
+        </w:rPr>
+        <w:t>| GET | privacy/me/acceptances | src/modules/privacy/privacy.controller.ts |</w:t>
+      </w:r>
+    </w:p>
+    <w:p>
+      <w:r>
+        <w:rPr>
+          <w:rFonts w:ascii="Consolas" w:hAnsi="Consolas"/>
+        </w:rPr>
+        <w:t>| GET | privacy/policy/latest | src/modules/privacy/privacy.controller.ts |</w:t>
+      </w:r>
+    </w:p>
+    <w:p>
+      <w:r>
+        <w:rPr>
+          <w:rFonts w:ascii="Consolas" w:hAnsi="Consolas"/>
+        </w:rPr>
+        <w:t>| GET | report-cards | src/modules/report-cards/report-cards.controller.ts |</w:t>
+      </w:r>
+    </w:p>
+    <w:p>
+      <w:r>
+        <w:rPr>
+          <w:rFonts w:ascii="Consolas" w:hAnsi="Consolas"/>
+        </w:rPr>
+        <w:t>| GET | report-cards/:id | src/modules/report-cards/report-cards.controller.ts |</w:t>
+      </w:r>
+    </w:p>
+    <w:p>
+      <w:r>
+        <w:rPr>
+          <w:rFonts w:ascii="Consolas" w:hAnsi="Consolas"/>
+        </w:rPr>
+        <w:t>| POST | report-cards/generate-final | src/modules/report-cards/report-cards.controller.ts |</w:t>
+      </w:r>
+    </w:p>
+    <w:p>
+      <w:r>
+        <w:rPr>
+          <w:rFonts w:ascii="Consolas" w:hAnsi="Consolas"/>
+        </w:rPr>
+        <w:t>| POST | report-cards/generate-period/:periodId | src/modules/report-cards/report-cards.controller.ts |</w:t>
+      </w:r>
+    </w:p>
+    <w:p>
+      <w:r>
+        <w:rPr>
+          <w:rFonts w:ascii="Consolas" w:hAnsi="Consolas"/>
+        </w:rPr>
+        <w:t>| GET | report-cards/me | src/modules/report-cards/report-cards.controller.ts |</w:t>
+      </w:r>
+    </w:p>
+    <w:p>
+      <w:r>
+        <w:rPr>
+          <w:rFonts w:ascii="Consolas" w:hAnsi="Consolas"/>
+        </w:rPr>
+        <w:t>| GET | report-cards/parent/my-children | src/modules/report-cards/report-cards.controller.ts |</w:t>
+      </w:r>
+    </w:p>
+    <w:p>
+      <w:r>
+        <w:rPr>
+          <w:rFonts w:ascii="Consolas" w:hAnsi="Consolas"/>
+        </w:rPr>
+        <w:t>| GET | report-cards/student/me | src/modules/report-cards/report-cards.controller.ts |</w:t>
+      </w:r>
+    </w:p>
+    <w:p>
+      <w:r>
+        <w:rPr>
+          <w:rFonts w:ascii="Consolas" w:hAnsi="Consolas"/>
+        </w:rPr>
+        <w:t>| GET | reports/access/range | src/modules/reports/reports.controller.ts |</w:t>
+      </w:r>
+    </w:p>
+    <w:p>
+      <w:r>
+        <w:rPr>
+          <w:rFonts w:ascii="Consolas" w:hAnsi="Consolas"/>
+        </w:rPr>
+        <w:t>| GET | reports/attendance/classes | src/modules/reports/reports.controller.ts |</w:t>
+      </w:r>
+    </w:p>
+    <w:p>
+      <w:r>
+        <w:rPr>
+          <w:rFonts w:ascii="Consolas" w:hAnsi="Consolas"/>
+        </w:rPr>
+        <w:t>| GET | reports/attendance/today | src/modules/reports/reports.controller.ts |</w:t>
+      </w:r>
+    </w:p>
+    <w:p>
+      <w:r>
+        <w:rPr>
+          <w:rFonts w:ascii="Consolas" w:hAnsi="Consolas"/>
+        </w:rPr>
+        <w:t>| GET | reports/circuit/today | src/modules/reports/reports.controller.ts |</w:t>
+      </w:r>
+    </w:p>
+    <w:p>
+      <w:r>
+        <w:rPr>
+          <w:rFonts w:ascii="Consolas" w:hAnsi="Consolas"/>
+        </w:rPr>
+        <w:t>| GET | reports/finance/summary | src/modules/reports/reports.controller.ts |</w:t>
+      </w:r>
+    </w:p>
+    <w:p>
+      <w:r>
+        <w:rPr>
+          <w:rFonts w:ascii="Consolas" w:hAnsi="Consolas"/>
+        </w:rPr>
+        <w:t>| GET | reports/payments/pending | src/modules/reports/reports.controller.ts |</w:t>
+      </w:r>
+    </w:p>
+    <w:p>
+      <w:r>
+        <w:rPr>
+          <w:rFonts w:ascii="Consolas" w:hAnsi="Consolas"/>
+        </w:rPr>
+        <w:t>| POST | schedules | src/modules/schedules/schedules.controller.ts |</w:t>
+      </w:r>
+    </w:p>
+    <w:p>
+      <w:r>
+        <w:rPr>
+          <w:rFonts w:ascii="Consolas" w:hAnsi="Consolas"/>
+        </w:rPr>
+        <w:t>| DELETE | schedules/:id | src/modules/schedules/schedules.controller.ts |</w:t>
+      </w:r>
+    </w:p>
+    <w:p>
+      <w:r>
+        <w:rPr>
+          <w:rFonts w:ascii="Consolas" w:hAnsi="Consolas"/>
+        </w:rPr>
+        <w:t>| PATCH | schedules/:id | src/modules/schedules/schedules.controller.ts |</w:t>
+      </w:r>
+    </w:p>
+    <w:p>
+      <w:r>
+        <w:rPr>
+          <w:rFonts w:ascii="Consolas" w:hAnsi="Consolas"/>
+        </w:rPr>
+        <w:t>| GET | schedules/groups/:groupId | src/modules/schedules/schedules.controller.ts |</w:t>
+      </w:r>
+    </w:p>
+    <w:p>
+      <w:r>
+        <w:rPr>
+          <w:rFonts w:ascii="Consolas" w:hAnsi="Consolas"/>
+        </w:rPr>
+        <w:t>| GET | schedules/me/student | src/modules/schedules/schedules.controller.ts |</w:t>
+      </w:r>
+    </w:p>
+    <w:p>
+      <w:r>
+        <w:rPr>
+          <w:rFonts w:ascii="Consolas" w:hAnsi="Consolas"/>
+        </w:rPr>
+        <w:t>| GET | schedules/me/teacher | src/modules/schedules/schedules.controller.ts |</w:t>
+      </w:r>
+    </w:p>
+    <w:p>
+      <w:r>
+        <w:rPr>
+          <w:rFonts w:ascii="Consolas" w:hAnsi="Consolas"/>
+        </w:rPr>
+        <w:t>| GET | schedules/me/teacher/groups | src/modules/schedules/schedules.controller.ts |</w:t>
+      </w:r>
+    </w:p>
+    <w:p>
+      <w:r>
+        <w:rPr>
+          <w:rFonts w:ascii="Consolas" w:hAnsi="Consolas"/>
+        </w:rPr>
+        <w:t>| GET | schedules/parent/my-children | src/modules/schedules/schedules.controller.ts |</w:t>
+      </w:r>
+    </w:p>
+    <w:p>
+      <w:r>
+        <w:rPr>
+          <w:rFonts w:ascii="Consolas" w:hAnsi="Consolas"/>
+        </w:rPr>
+        <w:t>| GET | school/groups | src/modules/school/school.controller.ts |</w:t>
+      </w:r>
+    </w:p>
+    <w:p>
+      <w:r>
+        <w:rPr>
+          <w:rFonts w:ascii="Consolas" w:hAnsi="Consolas"/>
+        </w:rPr>
+        <w:t>| POST | school/groups | src/modules/school/school.controller.ts |</w:t>
+      </w:r>
+    </w:p>
+    <w:p>
+      <w:r>
+        <w:rPr>
+          <w:rFonts w:ascii="Consolas" w:hAnsi="Consolas"/>
+        </w:rPr>
+        <w:t>| DELETE | school/groups/:id | src/modules/school/school.controller.ts |</w:t>
+      </w:r>
+    </w:p>
+    <w:p>
+      <w:r>
+        <w:rPr>
+          <w:rFonts w:ascii="Consolas" w:hAnsi="Consolas"/>
+        </w:rPr>
+        <w:t>| GET | school/groups/:id | src/modules/school/school.controller.ts |</w:t>
+      </w:r>
+    </w:p>
+    <w:p>
+      <w:r>
+        <w:rPr>
+          <w:rFonts w:ascii="Consolas" w:hAnsi="Consolas"/>
+        </w:rPr>
+        <w:t>| PATCH | school/groups/:id | src/modules/school/school.controller.ts |</w:t>
+      </w:r>
+    </w:p>
+    <w:p>
+      <w:r>
+        <w:rPr>
+          <w:rFonts w:ascii="Consolas" w:hAnsi="Consolas"/>
+        </w:rPr>
+        <w:t>| POST | school/import/:kind | src/modules/school/school.controller.ts |</w:t>
+      </w:r>
+    </w:p>
+    <w:p>
+      <w:r>
+        <w:rPr>
+          <w:rFonts w:ascii="Consolas" w:hAnsi="Consolas"/>
+        </w:rPr>
+        <w:t>| POST | school/import/groups/xlsx | src/modules/school/school.controller.ts |</w:t>
+      </w:r>
+    </w:p>
+    <w:p>
+      <w:r>
+        <w:rPr>
+          <w:rFonts w:ascii="Consolas" w:hAnsi="Consolas"/>
+        </w:rPr>
+        <w:t>| GET | school/import/history | src/modules/school/school.controller.ts |</w:t>
+      </w:r>
+    </w:p>
+    <w:p>
+      <w:r>
+        <w:rPr>
+          <w:rFonts w:ascii="Consolas" w:hAnsi="Consolas"/>
+        </w:rPr>
+        <w:t>| POST | school/import/students-to-groups/xlsx | src/modules/school/school.controller.ts |</w:t>
+      </w:r>
+    </w:p>
+    <w:p>
+      <w:r>
+        <w:rPr>
+          <w:rFonts w:ascii="Consolas" w:hAnsi="Consolas"/>
+        </w:rPr>
+        <w:t>| POST | school/import/students/xlsx | src/modules/school/school.controller.ts |</w:t>
+      </w:r>
+    </w:p>
+    <w:p>
+      <w:r>
+        <w:rPr>
+          <w:rFonts w:ascii="Consolas" w:hAnsi="Consolas"/>
+        </w:rPr>
+        <w:t>| POST | school/import/teacher-assignments/xlsx | src/modules/school/school.controller.ts |</w:t>
+      </w:r>
+    </w:p>
+    <w:p>
+      <w:r>
+        <w:rPr>
+          <w:rFonts w:ascii="Consolas" w:hAnsi="Consolas"/>
+        </w:rPr>
+        <w:t>| POST | school/import/teachers/xlsx | src/modules/school/school.controller.ts |</w:t>
+      </w:r>
+    </w:p>
+    <w:p>
+      <w:r>
+        <w:rPr>
+          <w:rFonts w:ascii="Consolas" w:hAnsi="Consolas"/>
+        </w:rPr>
+        <w:t>| GET | school/import/templates/groups.xlsx | src/modules/school/school.controller.ts |</w:t>
+      </w:r>
+    </w:p>
+    <w:p>
+      <w:r>
+        <w:rPr>
+          <w:rFonts w:ascii="Consolas" w:hAnsi="Consolas"/>
+        </w:rPr>
+        <w:t>| GET | school/import/templates/students-to-groups.xlsx | src/modules/school/school.controller.ts |</w:t>
+      </w:r>
+    </w:p>
+    <w:p>
+      <w:r>
+        <w:rPr>
+          <w:rFonts w:ascii="Consolas" w:hAnsi="Consolas"/>
+        </w:rPr>
+        <w:t>| GET | school/import/templates/students.xlsx | src/modules/school/school.controller.ts |</w:t>
+      </w:r>
+    </w:p>
+    <w:p>
+      <w:r>
+        <w:rPr>
+          <w:rFonts w:ascii="Consolas" w:hAnsi="Consolas"/>
+        </w:rPr>
+        <w:t>| GET | school/import/templates/teacher-assignments.xlsx | src/modules/school/school.controller.ts |</w:t>
+      </w:r>
+    </w:p>
+    <w:p>
+      <w:r>
+        <w:rPr>
+          <w:rFonts w:ascii="Consolas" w:hAnsi="Consolas"/>
+        </w:rPr>
+        <w:t>| GET | school/import/templates/teachers.xlsx | src/modules/school/school.controller.ts |</w:t>
+      </w:r>
+    </w:p>
+    <w:p>
+      <w:r>
+        <w:rPr>
+          <w:rFonts w:ascii="Consolas" w:hAnsi="Consolas"/>
+        </w:rPr>
+        <w:t>| GET | school/lifecycle-events | src/modules/school/school.controller.ts |</w:t>
+      </w:r>
+    </w:p>
+    <w:p>
+      <w:r>
+        <w:rPr>
+          <w:rFonts w:ascii="Consolas" w:hAnsi="Consolas"/>
+        </w:rPr>
+        <w:t>| GET | school/lifecycle-events/export.xlsx | src/modules/school/school.controller.ts |</w:t>
+      </w:r>
+    </w:p>
+    <w:p>
+      <w:r>
+        <w:rPr>
+          <w:rFonts w:ascii="Consolas" w:hAnsi="Consolas"/>
+        </w:rPr>
+        <w:t>| GET | school/parents | src/modules/school/school.controller.ts |</w:t>
+      </w:r>
+    </w:p>
+    <w:p>
+      <w:r>
+        <w:rPr>
+          <w:rFonts w:ascii="Consolas" w:hAnsi="Consolas"/>
+        </w:rPr>
+        <w:t>| POST | school/parents | src/modules/school/school.controller.ts |</w:t>
+      </w:r>
+    </w:p>
+    <w:p>
+      <w:r>
+        <w:rPr>
+          <w:rFonts w:ascii="Consolas" w:hAnsi="Consolas"/>
+        </w:rPr>
+        <w:t>| DELETE | school/parents/:id | src/modules/school/school.controller.ts |</w:t>
+      </w:r>
+    </w:p>
+    <w:p>
+      <w:r>
+        <w:rPr>
+          <w:rFonts w:ascii="Consolas" w:hAnsi="Consolas"/>
+        </w:rPr>
+        <w:t>| GET | school/parents/:id | src/modules/school/school.controller.ts |</w:t>
+      </w:r>
+    </w:p>
+    <w:p>
+      <w:r>
+        <w:rPr>
+          <w:rFonts w:ascii="Consolas" w:hAnsi="Consolas"/>
+        </w:rPr>
+        <w:t>| PATCH | school/parents/:id | src/modules/school/school.controller.ts |</w:t>
+      </w:r>
+    </w:p>
+    <w:p>
+      <w:r>
+        <w:rPr>
+          <w:rFonts w:ascii="Consolas" w:hAnsi="Consolas"/>
+        </w:rPr>
+        <w:t>| POST | school/parents/:parentId/vehicles | src/modules/school/school.controller.ts |</w:t>
+      </w:r>
+    </w:p>
+    <w:p>
+      <w:r>
+        <w:rPr>
+          <w:rFonts w:ascii="Consolas" w:hAnsi="Consolas"/>
+        </w:rPr>
+        <w:t>| DELETE | school/parents/:parentId/vehicles/:vehicleId | src/modules/school/school.controller.ts |</w:t>
+      </w:r>
+    </w:p>
+    <w:p>
+      <w:r>
+        <w:rPr>
+          <w:rFonts w:ascii="Consolas" w:hAnsi="Consolas"/>
+        </w:rPr>
+        <w:t>| PATCH | school/parents/:parentId/vehicles/:vehicleId | src/modules/school/school.controller.ts |</w:t>
+      </w:r>
+    </w:p>
+    <w:p>
+      <w:r>
+        <w:rPr>
+          <w:rFonts w:ascii="Consolas" w:hAnsi="Consolas"/>
+        </w:rPr>
+        <w:t>| GET | school/student-parent-links | src/modules/school/school.controller.ts |</w:t>
+      </w:r>
+    </w:p>
+    <w:p>
+      <w:r>
+        <w:rPr>
+          <w:rFonts w:ascii="Consolas" w:hAnsi="Consolas"/>
+        </w:rPr>
+        <w:t>| POST | school/student-parent-links | src/modules/school/school.controller.ts |</w:t>
+      </w:r>
+    </w:p>
+    <w:p>
+      <w:r>
+        <w:rPr>
+          <w:rFonts w:ascii="Consolas" w:hAnsi="Consolas"/>
+        </w:rPr>
+        <w:t>| DELETE | school/student-parent-links/:id | src/modules/school/school.controller.ts |</w:t>
+      </w:r>
+    </w:p>
+    <w:p>
+      <w:r>
+        <w:rPr>
+          <w:rFonts w:ascii="Consolas" w:hAnsi="Consolas"/>
+        </w:rPr>
+        <w:t>| PATCH | school/student-parent-links/:id | src/modules/school/school.controller.ts |</w:t>
+      </w:r>
+    </w:p>
+    <w:p>
+      <w:r>
+        <w:rPr>
+          <w:rFonts w:ascii="Consolas" w:hAnsi="Consolas"/>
+        </w:rPr>
+        <w:t>| GET | school/students | src/modules/school/school.controller.ts |</w:t>
+      </w:r>
+    </w:p>
+    <w:p>
+      <w:r>
+        <w:rPr>
+          <w:rFonts w:ascii="Consolas" w:hAnsi="Consolas"/>
+        </w:rPr>
+        <w:t>| POST | school/students | src/modules/school/school.controller.ts |</w:t>
+      </w:r>
+    </w:p>
+    <w:p>
+      <w:r>
+        <w:rPr>
+          <w:rFonts w:ascii="Consolas" w:hAnsi="Consolas"/>
+        </w:rPr>
+        <w:t>| DELETE | school/students/:id | src/modules/school/school.controller.ts |</w:t>
+      </w:r>
+    </w:p>
+    <w:p>
+      <w:r>
+        <w:rPr>
+          <w:rFonts w:ascii="Consolas" w:hAnsi="Consolas"/>
+        </w:rPr>
+        <w:t>| GET | school/students/:id | src/modules/school/school.controller.ts |</w:t>
+      </w:r>
+    </w:p>
+    <w:p>
+      <w:r>
+        <w:rPr>
+          <w:rFonts w:ascii="Consolas" w:hAnsi="Consolas"/>
+        </w:rPr>
+        <w:t>| PATCH | school/students/:id | src/modules/school/school.controller.ts |</w:t>
+      </w:r>
+    </w:p>
+    <w:p>
+      <w:r>
+        <w:rPr>
+          <w:rFonts w:ascii="Consolas" w:hAnsi="Consolas"/>
+        </w:rPr>
+        <w:t>| GET | school/students/:id/lifecycle-history | src/modules/school/school.controller.ts |</w:t>
+      </w:r>
+    </w:p>
+    <w:p>
+      <w:r>
+        <w:rPr>
+          <w:rFonts w:ascii="Consolas" w:hAnsi="Consolas"/>
+        </w:rPr>
+        <w:t>| POST | school/students/:id/lifecycle-transition | src/modules/school/school.controller.ts |</w:t>
+      </w:r>
+    </w:p>
+    <w:p>
+      <w:r>
+        <w:rPr>
+          <w:rFonts w:ascii="Consolas" w:hAnsi="Consolas"/>
+        </w:rPr>
+        <w:t>| GET | school/students/next-matricula | src/modules/school/school.controller.ts |</w:t>
+      </w:r>
+    </w:p>
+    <w:p>
+      <w:r>
+        <w:rPr>
+          <w:rFonts w:ascii="Consolas" w:hAnsi="Consolas"/>
+        </w:rPr>
+        <w:t>| GET | school/subjects | src/modules/school/school.controller.ts |</w:t>
+      </w:r>
+    </w:p>
+    <w:p>
+      <w:r>
+        <w:rPr>
+          <w:rFonts w:ascii="Consolas" w:hAnsi="Consolas"/>
+        </w:rPr>
+        <w:t>| POST | school/subjects | src/modules/school/school.controller.ts |</w:t>
+      </w:r>
+    </w:p>
+    <w:p>
+      <w:r>
+        <w:rPr>
+          <w:rFonts w:ascii="Consolas" w:hAnsi="Consolas"/>
+        </w:rPr>
+        <w:t>| DELETE | school/subjects/:id | src/modules/school/school.controller.ts |</w:t>
+      </w:r>
+    </w:p>
+    <w:p>
+      <w:r>
+        <w:rPr>
+          <w:rFonts w:ascii="Consolas" w:hAnsi="Consolas"/>
+        </w:rPr>
+        <w:t>| GET | school/subjects/:id | src/modules/school/school.controller.ts |</w:t>
+      </w:r>
+    </w:p>
+    <w:p>
+      <w:r>
+        <w:rPr>
+          <w:rFonts w:ascii="Consolas" w:hAnsi="Consolas"/>
+        </w:rPr>
+        <w:t>| PATCH | school/subjects/:id | src/modules/school/school.controller.ts |</w:t>
+      </w:r>
+    </w:p>
+    <w:p>
+      <w:r>
+        <w:rPr>
+          <w:rFonts w:ascii="Consolas" w:hAnsi="Consolas"/>
+        </w:rPr>
+        <w:t>| GET | school/teacher-assignments | src/modules/school/school.controller.ts |</w:t>
+      </w:r>
+    </w:p>
+    <w:p>
+      <w:r>
+        <w:rPr>
+          <w:rFonts w:ascii="Consolas" w:hAnsi="Consolas"/>
+        </w:rPr>
+        <w:t>| POST | school/teacher-assignments | src/modules/school/school.controller.ts |</w:t>
+      </w:r>
+    </w:p>
+    <w:p>
+      <w:r>
+        <w:rPr>
+          <w:rFonts w:ascii="Consolas" w:hAnsi="Consolas"/>
+        </w:rPr>
+        <w:t>| DELETE | school/teacher-assignments/:id | src/modules/school/school.controller.ts |</w:t>
+      </w:r>
+    </w:p>
+    <w:p>
+      <w:r>
+        <w:rPr>
+          <w:rFonts w:ascii="Consolas" w:hAnsi="Consolas"/>
+        </w:rPr>
+        <w:t>| GET | school/teacher-subjects | src/modules/school/school.controller.ts |</w:t>
+      </w:r>
+    </w:p>
+    <w:p>
+      <w:r>
+        <w:rPr>
+          <w:rFonts w:ascii="Consolas" w:hAnsi="Consolas"/>
+        </w:rPr>
+        <w:t>| GET | school/teachers | src/modules/school/school.controller.ts |</w:t>
+      </w:r>
+    </w:p>
+    <w:p>
+      <w:r>
+        <w:rPr>
+          <w:rFonts w:ascii="Consolas" w:hAnsi="Consolas"/>
+        </w:rPr>
+        <w:t>| POST | school/teachers | src/modules/school/school.controller.ts |</w:t>
+      </w:r>
+    </w:p>
+    <w:p>
+      <w:r>
+        <w:rPr>
+          <w:rFonts w:ascii="Consolas" w:hAnsi="Consolas"/>
+        </w:rPr>
+        <w:t>| DELETE | school/teachers/:id | src/modules/school/school.controller.ts |</w:t>
+      </w:r>
+    </w:p>
+    <w:p>
+      <w:r>
+        <w:rPr>
+          <w:rFonts w:ascii="Consolas" w:hAnsi="Consolas"/>
+        </w:rPr>
+        <w:t>| GET | school/teachers/:id | src/modules/school/school.controller.ts |</w:t>
+      </w:r>
+    </w:p>
+    <w:p>
+      <w:r>
+        <w:rPr>
+          <w:rFonts w:ascii="Consolas" w:hAnsi="Consolas"/>
+        </w:rPr>
+        <w:t>| PATCH | school/teachers/:id | src/modules/school/school.controller.ts |</w:t>
+      </w:r>
+    </w:p>
+    <w:p>
+      <w:r>
+        <w:rPr>
+          <w:rFonts w:ascii="Consolas" w:hAnsi="Consolas"/>
+        </w:rPr>
+        <w:t>| GET | school/teachers/:id/lifecycle-history | src/modules/school/school.controller.ts |</w:t>
+      </w:r>
+    </w:p>
+    <w:p>
+      <w:r>
+        <w:rPr>
+          <w:rFonts w:ascii="Consolas" w:hAnsi="Consolas"/>
+        </w:rPr>
+        <w:t>| POST | school/teachers/:id/lifecycle-transition | src/modules/school/school.controller.ts |</w:t>
+      </w:r>
+    </w:p>
+    <w:p>
+      <w:r>
+        <w:rPr>
+          <w:rFonts w:ascii="Consolas" w:hAnsi="Consolas"/>
+        </w:rPr>
+        <w:t>| GET | schools | src/modules/schools/schools.controller.ts |</w:t>
+      </w:r>
+    </w:p>
+    <w:p>
+      <w:r>
+        <w:rPr>
+          <w:rFonts w:ascii="Consolas" w:hAnsi="Consolas"/>
+        </w:rPr>
+        <w:t>| POST | schools | src/modules/schools/schools.controller.ts |</w:t>
+      </w:r>
+    </w:p>
+    <w:p>
+      <w:r>
+        <w:rPr>
+          <w:rFonts w:ascii="Consolas" w:hAnsi="Consolas"/>
+        </w:rPr>
+        <w:t>| GET | schools/:id | src/modules/schools/schools.controller.ts |</w:t>
+      </w:r>
+    </w:p>
+    <w:p>
+      <w:r>
+        <w:rPr>
+          <w:rFonts w:ascii="Consolas" w:hAnsi="Consolas"/>
+        </w:rPr>
+        <w:t>| PATCH | schools/:id | src/modules/schools/schools.controller.ts |</w:t>
+      </w:r>
+    </w:p>
+    <w:p>
+      <w:r>
+        <w:rPr>
+          <w:rFonts w:ascii="Consolas" w:hAnsi="Consolas"/>
+        </w:rPr>
+        <w:t>| POST | schools/:id/admin | src/modules/schools/schools.controller.ts |</w:t>
+      </w:r>
+    </w:p>
+    <w:p>
+      <w:r>
+        <w:rPr>
+          <w:rFonts w:ascii="Consolas" w:hAnsi="Consolas"/>
+        </w:rPr>
+        <w:t>| GET | schools/:id/users | src/modules/schools/schools.controller.ts |</w:t>
+      </w:r>
+    </w:p>
+    <w:p>
+      <w:r>
+        <w:rPr>
+          <w:rFonts w:ascii="Consolas" w:hAnsi="Consolas"/>
+        </w:rPr>
+        <w:t>| PATCH | schools/:schoolId/users/:userId | src/modules/schools/schools.controller.ts |</w:t>
+      </w:r>
+    </w:p>
+    <w:p>
+      <w:r>
+        <w:rPr>
+          <w:rFonts w:ascii="Consolas" w:hAnsi="Consolas"/>
+        </w:rPr>
+        <w:t>| POST | schools/:schoolId/users/:userId/reset-password | src/modules/schools/schools.controller.ts |</w:t>
+      </w:r>
+    </w:p>
+    <w:p>
+      <w:r>
+        <w:rPr>
+          <w:rFonts w:ascii="Consolas" w:hAnsi="Consolas"/>
+        </w:rPr>
+        <w:t>| POST | schools/assign-user | src/modules/schools/schools.controller.ts |</w:t>
+      </w:r>
+    </w:p>
+    <w:p>
+      <w:r>
+        <w:rPr>
+          <w:rFonts w:ascii="Consolas" w:hAnsi="Consolas"/>
+        </w:rPr>
+        <w:t>| GET | settings/circuit | src/modules/settings/settings.controller.ts |</w:t>
+      </w:r>
+    </w:p>
+    <w:p>
+      <w:r>
+        <w:rPr>
+          <w:rFonts w:ascii="Consolas" w:hAnsi="Consolas"/>
+        </w:rPr>
+        <w:t>| PATCH | settings/circuit | src/modules/settings/settings.controller.ts |</w:t>
+      </w:r>
+    </w:p>
+    <w:p>
+      <w:r>
+        <w:rPr>
+          <w:rFonts w:ascii="Consolas" w:hAnsi="Consolas"/>
+        </w:rPr>
+        <w:t>| GET | settings/institution | src/modules/settings/settings.controller.ts |</w:t>
+      </w:r>
+    </w:p>
+    <w:p>
+      <w:r>
+        <w:rPr>
+          <w:rFonts w:ascii="Consolas" w:hAnsi="Consolas"/>
+        </w:rPr>
+        <w:t>| PATCH | settings/institution | src/modules/settings/settings.controller.ts |</w:t>
+      </w:r>
+    </w:p>
+    <w:p>
+      <w:r>
+        <w:rPr>
+          <w:rFonts w:ascii="Consolas" w:hAnsi="Consolas"/>
+        </w:rPr>
+        <w:t>| POST | uploads/reports/evidence | src/modules/uploads/uploads.controller.ts |</w:t>
+      </w:r>
+    </w:p>
+    <w:p>
+      <w:r>
+        <w:rPr>
+          <w:rFonts w:ascii="Consolas" w:hAnsi="Consolas"/>
+        </w:rPr>
+        <w:t>| POST | uploads/schools/:schoolId/logo | src/modules/uploads/uploads.controller.ts |</w:t>
+      </w:r>
+    </w:p>
+    <w:p>
+      <w:r>
+        <w:rPr>
+          <w:rFonts w:ascii="Consolas" w:hAnsi="Consolas"/>
+        </w:rPr>
+        <w:t>| POST | uploads/users/:userId/avatar | src/modules/uploads/uploads.controller.ts |</w:t>
+      </w:r>
+    </w:p>
+    <w:p/>
+    <w:p>
+      <w:r>
+        <w:t>Total rutas documentadas en código: **241**.</w:t>
+      </w:r>
+    </w:p>
+    <w:p/>
+    <w:p>
+      <w:r>
+        <w:t>Para evidencia Swagger: levantar backend, abrir `/docs`, expandir **todas** las etiquetas (tags) y capturar pantalla completa o exportar especificación OpenAPI desde el navegador (JSON) si está expuesto.</w:t>
       </w:r>
     </w:p>
     <ns0:sectPr xmlns:ns0="http://schemas.openxmlformats.org/wordprocessingml/2006/main" xmlns:ns1="http://schemas.openxmlformats.org/officeDocument/2006/relationships">
